--- a/products-storage/00-free-akt-skrytyh-rabot/02-proverochnyy-list-akta.docx
+++ b/products-storage/00-free-akt-skrytyh-rabot/02-proverochnyy-list-akta.docx
@@ -30,7 +30,39 @@
         <w:pStyle w:val="ListBullet"/>
       </w:pPr>
       <w:r>
-        <w:t>Все участники освидетельствования названы: кто предъявляет, кто принимает, кто участвует со стороны проектировщика и строительного контроля, если их участие предусмотрено.</w:t>
+        <w:t>Лицо, выполнившее работы, названо отдельной строкой. Это и есть строка субподрядчика, и она не совпадает со строкой лица, осуществляющего строительство: акт, где работы предъявляет только генподрядчик, доказательства исполнителю не создаёт.</w:t>
+      </w:r>
+    </w:p>
+    <w:p>
+      <w:pPr>
+        <w:pStyle w:val="ListBullet"/>
+      </w:pPr>
+      <w:r>
+        <w:t>Лицо, осуществляющее строительство, названо своей строкой — отдельно от предыдущей.</w:t>
+      </w:r>
+    </w:p>
+    <w:p>
+      <w:pPr>
+        <w:pStyle w:val="ListBullet"/>
+      </w:pPr>
+      <w:r>
+        <w:t>Застройщик или технический заказчик названы как принимающая сторона, и это разные лица, а не одно на выбор.</w:t>
+      </w:r>
+    </w:p>
+    <w:p>
+      <w:pPr>
+        <w:pStyle w:val="ListBullet"/>
+      </w:pPr>
+      <w:r>
+        <w:t>Строительный контроль назван с указанием, чей он: застройщика или лица, осуществляющего строительство. Это разные роли и разные подписи.</w:t>
+      </w:r>
+    </w:p>
+    <w:p>
+      <w:pPr>
+        <w:pStyle w:val="ListBullet"/>
+      </w:pPr>
+      <w:r>
+        <w:t>Лицо, подготовившее проектную документацию, названо, когда ведётся авторский надзор.</w:t>
       </w:r>
     </w:p>
     <w:p>
@@ -158,14 +190,6 @@
         <w:pStyle w:val="ListBullet"/>
       </w:pPr>
       <w:r>
-        <w:t>Есть фотофиксация с привязкой к месту и дате.</w:t>
-      </w:r>
-    </w:p>
-    <w:p>
-      <w:pPr>
-        <w:pStyle w:val="ListBullet"/>
-      </w:pPr>
-      <w:r>
         <w:t>Есть запись в общем журнале работ на ту же дату.</w:t>
       </w:r>
     </w:p>
@@ -175,6 +199,78 @@
       </w:pPr>
       <w:r>
         <w:t>Комплект приложений перечислен в самом акте, а не сложен рядом: акт без перечня приложений доказывает только сам себя.</w:t>
+      </w:r>
+    </w:p>
+    <w:p>
+      <w:pPr>
+        <w:pStyle w:val="ListBullet"/>
+      </w:pPr>
+      <w:r>
+        <w:t>Сверх перечисленного: фотофиксация с привязкой к месту и дате. Её прикладывают по требованию заказчика или по договору — в одном ряду с обязательными приложениями она не стоит, но узел, снятый до закрытия, потом не восстанавливается ничем.</w:t>
+      </w:r>
+    </w:p>
+    <w:p>
+      <w:pPr>
+        <w:pStyle w:val="Heading1"/>
+      </w:pPr>
+      <w:r>
+        <w:t>Разрешение, ради которого акт и подписывается</w:t>
+      </w:r>
+    </w:p>
+    <w:p>
+      <w:pPr>
+        <w:pStyle w:val="ListBullet"/>
+      </w:pPr>
+      <w:r>
+        <w:t>В акте есть заключительная часть — разрешение на производство последующих работ. Без неё документ формально неполон, и это самая частая правка после возврата.</w:t>
+      </w:r>
+    </w:p>
+    <w:p>
+      <w:pPr>
+        <w:pStyle w:val="ListBullet"/>
+      </w:pPr>
+      <w:r>
+        <w:t>Названы работы, которые разрешено выполнять дальше, а не «разрешается продолжить».</w:t>
+      </w:r>
+    </w:p>
+    <w:p>
+      <w:pPr>
+        <w:pStyle w:val="Heading1"/>
+      </w:pPr>
+      <w:r>
+        <w:t>Если к работам есть замечания</w:t>
+      </w:r>
+    </w:p>
+    <w:p>
+      <w:pPr>
+        <w:pStyle w:val="ListBullet"/>
+      </w:pPr>
+      <w:r>
+        <w:t>Замечания записаны в акт или в отдельный документ с датой, а не проговорены на обходе.</w:t>
+      </w:r>
+    </w:p>
+    <w:p>
+      <w:pPr>
+        <w:pStyle w:val="ListBullet"/>
+      </w:pPr>
+      <w:r>
+        <w:t>Назван срок устранения и то, кто устраняет.</w:t>
+      </w:r>
+    </w:p>
+    <w:p>
+      <w:pPr>
+        <w:pStyle w:val="ListBullet"/>
+      </w:pPr>
+      <w:r>
+        <w:t>После устранения назначается повторное освидетельствование: сторона, принимающая работы, вправе потребовать провести контроль заново. Второй осмотр закрывается своим актом, а не подписью на первом задним числом.</w:t>
+      </w:r>
+    </w:p>
+    <w:p>
+      <w:pPr>
+        <w:pStyle w:val="ListBullet"/>
+      </w:pPr>
+      <w:r>
+        <w:t>Вызов на повторное освидетельствование подтверждён так же, как первый.</w:t>
       </w:r>
     </w:p>
     <w:p>
@@ -191,6 +287,14 @@
       </w:pPr>
       <w:r>
         <w:t>Дата освидетельствования совпадает с фактической датой осмотра.</w:t>
+      </w:r>
+    </w:p>
+    <w:p>
+      <w:pPr>
+        <w:pStyle w:val="ListBullet"/>
+      </w:pPr>
+      <w:r>
+        <w:t>Даты начала и окончания предъявленных работ указаны — это отдельные позиции формы, и лист без них проверяет не тот документ.</w:t>
       </w:r>
     </w:p>
     <w:p>
